--- a/docs/사업계획서/2026-10_스마트경찰경광등_개발계획_과제제안서.docx
+++ b/docs/사업계획서/2026-10_스마트경찰경광등_개발계획_과제제안서.docx
@@ -2,7 +2,7 @@
 <file path=word/document.xml><?xml version="1.0" encoding="utf-8"?>
 <w:document xmlns:w="http://schemas.openxmlformats.org/wordprocessingml/2006/main" xmlns:m="http://schemas.openxmlformats.org/officeDocument/2006/math" xmlns:r="http://schemas.openxmlformats.org/officeDocument/2006/relationships" xmlns:o="urn:schemas-microsoft-com:office:office" xmlns:v="urn:schemas-microsoft-com:vml" xmlns:w10="urn:schemas-microsoft-com:office:word" xmlns:a="http://schemas.openxmlformats.org/drawingml/2006/main" xmlns:pic="http://schemas.openxmlformats.org/drawingml/2006/picture" xmlns:wp="http://schemas.openxmlformats.org/drawingml/2006/wordprocessingDrawing">
   <w:body>
-    <w:bookmarkStart w:id="58" w:name="레이더-일체형-스마트-경찰-경광등-개발계획-과제제안서"/>
+    <w:bookmarkStart w:id="66" w:name="레이더-일체형-스마트-경찰-경광등-개발계획-과제제안서"/>
     <w:p>
       <w:pPr>
         <w:pStyle w:val="Heading1"/>
@@ -498,7 +498,7 @@
       </w:r>
     </w:p>
     <w:bookmarkEnd w:id="20"/>
-    <w:bookmarkStart w:id="25" w:name="X2410ec944cd7aedc429316659d04982bba7f011"/>
+    <w:bookmarkStart w:id="33" w:name="X2410ec944cd7aedc429316659d04982bba7f011"/>
     <w:p>
       <w:pPr>
         <w:pStyle w:val="Heading2"/>
@@ -1046,6 +1046,385 @@
         <w:t xml:space="preserve">한국 출원 여부와 청구항 회피 여부는 착수 전 변리사 검토(FTO)로 확정한다. 본 과제는 번호판·얼굴 인식을 포함하지 않는 레이더·경광 연동 구조(T2)에 집중하므로 저촉 위험이 낮다고 본다.</w:t>
       </w:r>
     </w:p>
+    <w:bookmarkEnd w:id="24"/>
+    <w:bookmarkStart w:id="32" w:name="Xca80d88866febafed21c7495093a85e886a733c"/>
+    <w:p>
+      <w:pPr>
+        <w:pStyle w:val="Heading3"/>
+      </w:pPr>
+      <w:r>
+        <w:t xml:space="preserve">2.5 현장 경찰관 수요 근거</w:t>
+      </w:r>
+    </w:p>
+    <w:p>
+      <w:pPr>
+        <w:pStyle w:val="FirstParagraph"/>
+      </w:pPr>
+      <w:r>
+        <w:t xml:space="preserve">경찰관 대상 선호도 조사는 아직 없으므로, 아래는 "현장에 위험과 요구가 있다"는 근거다. 선호도는 3.2장 11번 지표로 실증에서 확인한다. 수치는 언론 보도 기준이며 제출 전에 원문과 대조한다.</w:t>
+      </w:r>
+    </w:p>
+    <w:tbl>
+      <w:tblPr>
+        <w:tblStyle w:val="Table"/>
+        <w:tblW w:type="auto" w:w="0"/>
+        <w:jc w:val="start"/>
+        <w:tblBorders>
+          <w:top w:val="single" w:sz="4" w:space="0" w:color="BFBFBF"/>
+          <w:left w:val="single" w:sz="4" w:space="0" w:color="BFBFBF"/>
+          <w:bottom w:val="single" w:sz="4" w:space="0" w:color="BFBFBF"/>
+          <w:right w:val="single" w:sz="4" w:space="0" w:color="BFBFBF"/>
+          <w:insideH w:val="single" w:sz="4" w:space="0" w:color="BFBFBF"/>
+          <w:insideV w:val="single" w:sz="4" w:space="0" w:color="BFBFBF"/>
+        </w:tblBorders>
+        <w:tblLook w:firstRow="1" w:lastRow="0" w:firstColumn="0" w:lastColumn="0" w:noHBand="0" w:noVBand="0" w:val="0020"/>
+      </w:tblPr>
+      <w:tblGrid>
+        <w:gridCol w:w="2640"/>
+        <w:gridCol w:w="2640"/>
+        <w:gridCol w:w="2640"/>
+      </w:tblGrid>
+      <w:tr>
+        <w:trPr>
+          <w:tblHeader w:val="true"/>
+        </w:trPr>
+        <w:tc>
+          <w:tcPr>
+            <w:shd w:val="clear" w:color="auto" w:fill="E8EEF7"/>
+          </w:tcPr>
+          <w:p>
+            <w:pPr>
+              <w:pStyle w:val="Compact"/>
+              <w:jc w:val="left"/>
+            </w:pPr>
+            <w:r>
+              <w:rPr>
+                <w:b/>
+              </w:rPr>
+              <w:t xml:space="preserve">번호</w:t>
+            </w:r>
+          </w:p>
+        </w:tc>
+        <w:tc>
+          <w:tcPr>
+            <w:shd w:val="clear" w:color="auto" w:fill="E8EEF7"/>
+          </w:tcPr>
+          <w:p>
+            <w:pPr>
+              <w:pStyle w:val="Compact"/>
+              <w:jc w:val="left"/>
+            </w:pPr>
+            <w:r>
+              <w:rPr>
+                <w:b/>
+              </w:rPr>
+              <w:t xml:space="preserve">현장 요구</w:t>
+            </w:r>
+          </w:p>
+        </w:tc>
+        <w:tc>
+          <w:tcPr>
+            <w:shd w:val="clear" w:color="auto" w:fill="E8EEF7"/>
+          </w:tcPr>
+          <w:p>
+            <w:pPr>
+              <w:pStyle w:val="Compact"/>
+              <w:jc w:val="left"/>
+            </w:pPr>
+            <w:r>
+              <w:rPr>
+                <w:b/>
+              </w:rPr>
+              <w:t xml:space="preserve">근거</w:t>
+            </w:r>
+          </w:p>
+        </w:tc>
+      </w:tr>
+      <w:tr>
+        <w:tc>
+          <w:tcPr/>
+          <w:p>
+            <w:pPr>
+              <w:pStyle w:val="Compact"/>
+              <w:jc w:val="left"/>
+            </w:pPr>
+            <w:r>
+              <w:t xml:space="preserve">1</w:t>
+            </w:r>
+          </w:p>
+        </w:tc>
+        <w:tc>
+          <w:tcPr/>
+          <w:p>
+            <w:pPr>
+              <w:pStyle w:val="Compact"/>
+              <w:jc w:val="left"/>
+            </w:pPr>
+            <w:r>
+              <w:t xml:space="preserve">사고 처리 중 후방 접근 차량이 위험하다</w:t>
+            </w:r>
+          </w:p>
+        </w:tc>
+        <w:tc>
+          <w:tcPr/>
+          <w:p>
+            <w:pPr>
+              <w:pStyle w:val="Compact"/>
+              <w:jc w:val="left"/>
+            </w:pPr>
+            <w:r>
+              <w:t xml:space="preserve">고속도로순찰 업무 중 교통사고로 다치거나 숨진 경찰관 5년간(2021~2025) 34명</w:t>
+            </w:r>
+            <w:r>
+              <w:t xml:space="preserve"> </w:t>
+            </w:r>
+            <w:hyperlink r:id="rId25">
+              <w:r>
+                <w:rPr>
+                  <w:rStyle w:val="Hyperlink"/>
+                </w:rPr>
+                <w:t xml:space="preserve">네이트뉴스</w:t>
+              </w:r>
+            </w:hyperlink>
+            <w:r>
+              <w:t xml:space="preserve">, 2026년 1월 사고 수습 중 경찰관·견인차 기사 사망</w:t>
+            </w:r>
+            <w:r>
+              <w:t xml:space="preserve"> </w:t>
+            </w:r>
+            <w:hyperlink r:id="rId26">
+              <w:r>
+                <w:rPr>
+                  <w:rStyle w:val="Hyperlink"/>
+                </w:rPr>
+                <w:t xml:space="preserve">네이트뉴스</w:t>
+              </w:r>
+            </w:hyperlink>
+          </w:p>
+        </w:tc>
+      </w:tr>
+      <w:tr>
+        <w:tc>
+          <w:tcPr/>
+          <w:p>
+            <w:pPr>
+              <w:pStyle w:val="Compact"/>
+              <w:jc w:val="left"/>
+            </w:pPr>
+            <w:r>
+              <w:t xml:space="preserve">2</w:t>
+            </w:r>
+          </w:p>
+        </w:tc>
+        <w:tc>
+          <w:tcPr/>
+          <w:p>
+            <w:pPr>
+              <w:pStyle w:val="Compact"/>
+              <w:jc w:val="left"/>
+            </w:pPr>
+            <w:r>
+              <w:t xml:space="preserve">2차사고는 치명적이다</w:t>
+            </w:r>
+          </w:p>
+        </w:tc>
+        <w:tc>
+          <w:tcPr/>
+          <w:p>
+            <w:pPr>
+              <w:pStyle w:val="Compact"/>
+              <w:jc w:val="left"/>
+            </w:pPr>
+            <w:r>
+              <w:t xml:space="preserve">치사율 54.3%로 일반사고 8.4%의 6.5배, 2차사고 63명(2021)에서 92명(2025)으로 증가</w:t>
+            </w:r>
+            <w:r>
+              <w:t xml:space="preserve"> </w:t>
+            </w:r>
+            <w:hyperlink r:id="rId27">
+              <w:r>
+                <w:rPr>
+                  <w:rStyle w:val="Hyperlink"/>
+                </w:rPr>
+                <w:t xml:space="preserve">전북일보</w:t>
+              </w:r>
+            </w:hyperlink>
+          </w:p>
+        </w:tc>
+      </w:tr>
+      <w:tr>
+        <w:tc>
+          <w:tcPr/>
+          <w:p>
+            <w:pPr>
+              <w:pStyle w:val="Compact"/>
+              <w:jc w:val="left"/>
+            </w:pPr>
+            <w:r>
+              <w:t xml:space="preserve">3</w:t>
+            </w:r>
+          </w:p>
+        </w:tc>
+        <w:tc>
+          <w:tcPr/>
+          <w:p>
+            <w:pPr>
+              <w:pStyle w:val="Compact"/>
+              <w:jc w:val="left"/>
+            </w:pPr>
+            <w:r>
+              <w:t xml:space="preserve">경찰이 경광등으로 안전을 높여 왔다</w:t>
+            </w:r>
+          </w:p>
+        </w:tc>
+        <w:tc>
+          <w:tcPr/>
+          <w:p>
+            <w:pPr>
+              <w:pStyle w:val="Compact"/>
+              <w:jc w:val="left"/>
+            </w:pPr>
+            <w:r>
+              <w:t xml:space="preserve">2015년 리프트 경광등 순찰차 188대 투입 후 일선 호평</w:t>
+            </w:r>
+            <w:r>
+              <w:t xml:space="preserve"> </w:t>
+            </w:r>
+            <w:hyperlink r:id="rId28">
+              <w:r>
+                <w:rPr>
+                  <w:rStyle w:val="Hyperlink"/>
+                </w:rPr>
+                <w:t xml:space="preserve">머니투데이</w:t>
+              </w:r>
+            </w:hyperlink>
+            <w:r>
+              <w:t xml:space="preserve">, 2025년 LED 전광판 5세대 도입</w:t>
+            </w:r>
+          </w:p>
+        </w:tc>
+      </w:tr>
+      <w:tr>
+        <w:tc>
+          <w:tcPr/>
+          <w:p>
+            <w:pPr>
+              <w:pStyle w:val="Compact"/>
+              <w:jc w:val="left"/>
+            </w:pPr>
+            <w:r>
+              <w:t xml:space="preserve">4</w:t>
+            </w:r>
+          </w:p>
+        </w:tc>
+        <w:tc>
+          <w:tcPr/>
+          <w:p>
+            <w:pPr>
+              <w:pStyle w:val="Compact"/>
+              <w:jc w:val="left"/>
+            </w:pPr>
+            <w:r>
+              <w:t xml:space="preserve">주행 중 이동 단속이 필요하다</w:t>
+            </w:r>
+          </w:p>
+        </w:tc>
+        <w:tc>
+          <w:tcPr/>
+          <w:p>
+            <w:pPr>
+              <w:pStyle w:val="Compact"/>
+              <w:jc w:val="left"/>
+            </w:pPr>
+            <w:r>
+              <w:t xml:space="preserve">탑재형 단속장비 시범 중 고속도로 과속 사고 17건에서 4건, 사망 9명에서 1명(경찰청 발표)</w:t>
+            </w:r>
+            <w:r>
+              <w:t xml:space="preserve"> </w:t>
+            </w:r>
+            <w:hyperlink r:id="rId29">
+              <w:r>
+                <w:rPr>
+                  <w:rStyle w:val="Hyperlink"/>
+                </w:rPr>
+                <w:t xml:space="preserve">경향신문</w:t>
+              </w:r>
+            </w:hyperlink>
+            <w:r>
+              <w:t xml:space="preserve">, 2026년 고속도로 사망사고 69.8%가 단속장비 없는 구간</w:t>
+            </w:r>
+            <w:r>
+              <w:t xml:space="preserve"> </w:t>
+            </w:r>
+            <w:hyperlink r:id="rId30">
+              <w:r>
+                <w:rPr>
+                  <w:rStyle w:val="Hyperlink"/>
+                </w:rPr>
+                <w:t xml:space="preserve">파이낸셜뉴스</w:t>
+              </w:r>
+            </w:hyperlink>
+          </w:p>
+        </w:tc>
+      </w:tr>
+      <w:tr>
+        <w:tc>
+          <w:tcPr/>
+          <w:p>
+            <w:pPr>
+              <w:pStyle w:val="Compact"/>
+              <w:jc w:val="left"/>
+            </w:pPr>
+            <w:r>
+              <w:t xml:space="preserve">5</w:t>
+            </w:r>
+          </w:p>
+        </w:tc>
+        <w:tc>
+          <w:tcPr/>
+          <w:p>
+            <w:pPr>
+              <w:pStyle w:val="Compact"/>
+              <w:jc w:val="left"/>
+            </w:pPr>
+            <w:r>
+              <w:t xml:space="preserve">해외 경찰도 같은 위험을 겪는다</w:t>
+            </w:r>
+          </w:p>
+        </w:tc>
+        <w:tc>
+          <w:tcPr/>
+          <w:p>
+            <w:pPr>
+              <w:pStyle w:val="Compact"/>
+              <w:jc w:val="left"/>
+            </w:pPr>
+            <w:r>
+              <w:t xml:space="preserve">미국 경찰 순직 원인 1위가 차량 관련(2014~2016년 35~38%)</w:t>
+            </w:r>
+            <w:r>
+              <w:t xml:space="preserve"> </w:t>
+            </w:r>
+            <w:hyperlink r:id="rId31">
+              <w:r>
+                <w:rPr>
+                  <w:rStyle w:val="Hyperlink"/>
+                </w:rPr>
+                <w:t xml:space="preserve">NIJ</w:t>
+              </w:r>
+            </w:hyperlink>
+          </w:p>
+        </w:tc>
+      </w:tr>
+    </w:tbl>
+    <w:p>
+      <w:pPr>
+        <w:pStyle w:val="BodyText"/>
+      </w:pPr>
+      <w:r>
+        <w:t xml:space="preserve">현재 경광등은 경고를 표출할 뿐 접근 차량의 위험을 감지하지 못한다. 본 과제는 이 한계를 메운다. 근거 전체와 선호를 가로막을 수 있는 요인(오경보, 조작 부담, 중량·전력)은 사업계획서 1.4장에 있다.</w:t>
+      </w:r>
+    </w:p>
     <w:p>
       <w:r>
         <w:pict>
@@ -1053,9 +1432,9 @@
         </w:pict>
       </w:r>
     </w:p>
-    <w:bookmarkEnd w:id="24"/>
-    <w:bookmarkEnd w:id="25"/>
-    <w:bookmarkStart w:id="29" w:name="X16f0ad04c44945b3efa7908626af17acb75f6a6"/>
+    <w:bookmarkEnd w:id="32"/>
+    <w:bookmarkEnd w:id="33"/>
+    <w:bookmarkStart w:id="37" w:name="X16f0ad04c44945b3efa7908626af17acb75f6a6"/>
     <w:p>
       <w:pPr>
         <w:pStyle w:val="Heading2"/>
@@ -1064,7 +1443,7 @@
         <w:t xml:space="preserve">3. 개발 목표</w:t>
       </w:r>
     </w:p>
-    <w:bookmarkStart w:id="26" w:name="Xd543193a0dbe5806683ecdbf2288f6ad29faf91"/>
+    <w:bookmarkStart w:id="34" w:name="Xd543193a0dbe5806683ecdbf2288f6ad29faf91"/>
     <w:p>
       <w:pPr>
         <w:pStyle w:val="Heading3"/>
@@ -1097,8 +1476,8 @@
         <w:t xml:space="preserve">시제품을 개발하고, 순찰차 10대에 3개월 이상 장착 실증하여 TRL 8을 달성한다. 이를 근거로 혁신제품 지정을 신청하고 시범구매로 연결한다.</w:t>
       </w:r>
     </w:p>
-    <w:bookmarkEnd w:id="26"/>
-    <w:bookmarkStart w:id="27" w:name="X55eb68eb29cb92ef834a252815e3ec0c0591443"/>
+    <w:bookmarkEnd w:id="34"/>
+    <w:bookmarkStart w:id="35" w:name="X55eb68eb29cb92ef834a252815e3ec0c0591443"/>
     <w:p>
       <w:pPr>
         <w:pStyle w:val="Heading3"/>
@@ -1977,6 +2356,80 @@
           </w:p>
         </w:tc>
       </w:tr>
+      <w:tr>
+        <w:tc>
+          <w:tcPr/>
+          <w:p>
+            <w:pPr>
+              <w:pStyle w:val="Compact"/>
+              <w:jc w:val="left"/>
+            </w:pPr>
+            <w:r>
+              <w:t xml:space="preserve">11</w:t>
+            </w:r>
+          </w:p>
+        </w:tc>
+        <w:tc>
+          <w:tcPr/>
+          <w:p>
+            <w:pPr>
+              <w:pStyle w:val="Compact"/>
+              <w:jc w:val="left"/>
+            </w:pPr>
+            <w:r>
+              <w:t xml:space="preserve">경찰관 선호도(재장착 희망 비율, 후방 경보 유용성)</w:t>
+            </w:r>
+          </w:p>
+        </w:tc>
+        <w:tc>
+          <w:tcPr/>
+          <w:p>
+            <w:pPr>
+              <w:pStyle w:val="Compact"/>
+              <w:jc w:val="left"/>
+            </w:pPr>
+            <w:r>
+              <w:t xml:space="preserve">%, 점</w:t>
+            </w:r>
+          </w:p>
+        </w:tc>
+        <w:tc>
+          <w:tcPr/>
+          <w:p>
+            <w:pPr>
+              <w:pStyle w:val="Compact"/>
+              <w:jc w:val="left"/>
+            </w:pPr>
+            <w:r>
+              <w:t xml:space="preserve">80 이상, 4.0/5 이상</w:t>
+            </w:r>
+          </w:p>
+        </w:tc>
+        <w:tc>
+          <w:tcPr/>
+          <w:p>
+            <w:pPr>
+              <w:pStyle w:val="Compact"/>
+              <w:jc w:val="left"/>
+            </w:pPr>
+            <w:r>
+              <w:t xml:space="preserve">해당 없음(신규)</w:t>
+            </w:r>
+          </w:p>
+        </w:tc>
+        <w:tc>
+          <w:tcPr/>
+          <w:p>
+            <w:pPr>
+              <w:pStyle w:val="Compact"/>
+              <w:jc w:val="left"/>
+            </w:pPr>
+            <w:r>
+              <w:t xml:space="preserve">장착 전·후 설문과 경보 로그(경보 끄기 횟수 포함)</w:t>
+            </w:r>
+          </w:p>
+        </w:tc>
+      </w:tr>
     </w:tbl>
     <w:p>
       <w:pPr>
@@ -2010,8 +2463,8 @@
         <w:t xml:space="preserve">으로 대체한다.</w:t>
       </w:r>
     </w:p>
-    <w:bookmarkEnd w:id="27"/>
-    <w:bookmarkStart w:id="28" w:name="X8c44426e9fef067c22d61baa9dda2c57f9a54e4"/>
+    <w:bookmarkEnd w:id="35"/>
+    <w:bookmarkStart w:id="36" w:name="X8c44426e9fef067c22d61baa9dda2c57f9a54e4"/>
     <w:p>
       <w:pPr>
         <w:pStyle w:val="Heading3"/>
@@ -2180,9 +2633,9 @@
         </w:pict>
       </w:r>
     </w:p>
-    <w:bookmarkEnd w:id="28"/>
-    <w:bookmarkEnd w:id="29"/>
-    <w:bookmarkStart w:id="35" w:name="Xabe3fac8e5ebacbfbb93f1ba48fae36972ede31"/>
+    <w:bookmarkEnd w:id="36"/>
+    <w:bookmarkEnd w:id="37"/>
+    <w:bookmarkStart w:id="43" w:name="Xabe3fac8e5ebacbfbb93f1ba48fae36972ede31"/>
     <w:p>
       <w:pPr>
         <w:pStyle w:val="Heading2"/>
@@ -2191,7 +2644,7 @@
         <w:t xml:space="preserve">4. 개발 내용</w:t>
       </w:r>
     </w:p>
-    <w:bookmarkStart w:id="30" w:name="X2b135b42a92e974756b588b2c6dde51fc1ef47c"/>
+    <w:bookmarkStart w:id="38" w:name="X2b135b42a92e974756b588b2c6dde51fc1ef47c"/>
     <w:p>
       <w:pPr>
         <w:pStyle w:val="Heading3"/>
@@ -2255,8 +2708,8 @@
         <w:t xml:space="preserve">경광등 하우징 안에 전·후면 24GHz 레이더와 제어기를 내장하고, 기존 경광등·사이렌·전광판 제어를 하나의 제어기로 통합한다. 차량 속도는 OBD 또는 GPS로 받는다.</w:t>
       </w:r>
     </w:p>
-    <w:bookmarkEnd w:id="30"/>
-    <w:bookmarkStart w:id="31" w:name="X8d8e477ffdac622e0e32114a7c06f5d5a021171"/>
+    <w:bookmarkEnd w:id="38"/>
+    <w:bookmarkStart w:id="39" w:name="X8d8e477ffdac622e0e32114a7c06f5d5a021171"/>
     <w:p>
       <w:pPr>
         <w:pStyle w:val="Heading3"/>
@@ -2451,8 +2904,8 @@
         <w:t xml:space="preserve">운전석 표시기와 경찰관 단말에 알림을 보낸다.</w:t>
       </w:r>
     </w:p>
-    <w:bookmarkEnd w:id="31"/>
-    <w:bookmarkStart w:id="32" w:name="X7bf9d15e2be44b0d119365898ec9757cb6cf6ba"/>
+    <w:bookmarkEnd w:id="39"/>
+    <w:bookmarkStart w:id="40" w:name="X7bf9d15e2be44b0d119365898ec9757cb6cf6ba"/>
     <w:p>
       <w:pPr>
         <w:pStyle w:val="Heading3"/>
@@ -2822,8 +3275,8 @@
         </w:tc>
       </w:tr>
     </w:tbl>
-    <w:bookmarkEnd w:id="32"/>
-    <w:bookmarkStart w:id="33" w:name="X69e6a5c12fbb9b3091672225417afdfa6744142"/>
+    <w:bookmarkEnd w:id="40"/>
+    <w:bookmarkStart w:id="41" w:name="X69e6a5c12fbb9b3091672225417afdfa6744142"/>
     <w:p>
       <w:pPr>
         <w:pStyle w:val="Heading3"/>
@@ -3149,8 +3602,8 @@
         <w:t xml:space="preserve">개발 범위를 이렇게 나누어 새로 만드는 것은 신호처리와 통합 설계에 한정한다. 당사가 경험이 없는 경광등 광학·양산은 협력사가 맡는다.</w:t>
       </w:r>
     </w:p>
-    <w:bookmarkEnd w:id="33"/>
-    <w:bookmarkStart w:id="34" w:name="X402fe76d40a1a63eb2f4a9f67d3c3990936c524"/>
+    <w:bookmarkEnd w:id="41"/>
+    <w:bookmarkStart w:id="42" w:name="X402fe76d40a1a63eb2f4a9f67d3c3990936c524"/>
     <w:p>
       <w:pPr>
         <w:pStyle w:val="Heading3"/>
@@ -3355,9 +3808,9 @@
         </w:pict>
       </w:r>
     </w:p>
-    <w:bookmarkEnd w:id="34"/>
-    <w:bookmarkEnd w:id="35"/>
-    <w:bookmarkStart w:id="40" w:name="Xf06cfb8552453d4ac362a99b5b155975aa98948"/>
+    <w:bookmarkEnd w:id="42"/>
+    <w:bookmarkEnd w:id="43"/>
+    <w:bookmarkStart w:id="48" w:name="Xf06cfb8552453d4ac362a99b5b155975aa98948"/>
     <w:p>
       <w:pPr>
         <w:pStyle w:val="Heading2"/>
@@ -3366,7 +3819,7 @@
         <w:t xml:space="preserve">5. 추진 전략과 체계</w:t>
       </w:r>
     </w:p>
-    <w:bookmarkStart w:id="36" w:name="Xf561cb71e82c19b59cecd5bcc31b282422c0102"/>
+    <w:bookmarkStart w:id="44" w:name="Xf561cb71e82c19b59cecd5bcc31b282422c0102"/>
     <w:p>
       <w:pPr>
         <w:pStyle w:val="Heading3"/>
@@ -3431,8 +3884,8 @@
         <w:t xml:space="preserve">수요처 (구매동의) ─ 실증 협력 경찰관서 ─ 자문 (도로교통공단 또는 대학 `[입력]`)</w:t>
       </w:r>
     </w:p>
-    <w:bookmarkEnd w:id="36"/>
-    <w:bookmarkStart w:id="37" w:name="Xa026b3443f87888f3944bda3661a8acad962b35"/>
+    <w:bookmarkEnd w:id="44"/>
+    <w:bookmarkStart w:id="45" w:name="Xa026b3443f87888f3944bda3661a8acad962b35"/>
     <w:p>
       <w:pPr>
         <w:pStyle w:val="Heading3"/>
@@ -3656,8 +4109,8 @@
         </w:tc>
       </w:tr>
     </w:tbl>
-    <w:bookmarkEnd w:id="37"/>
-    <w:bookmarkStart w:id="38" w:name="X8b77b47c2fe99ecc6ebe1f5aa36aedeb6be1029"/>
+    <w:bookmarkEnd w:id="45"/>
+    <w:bookmarkStart w:id="46" w:name="X8b77b47c2fe99ecc6ebe1f5aa36aedeb6be1029"/>
     <w:p>
       <w:pPr>
         <w:pStyle w:val="Heading3"/>
@@ -4555,8 +5008,8 @@
         </w:tc>
       </w:tr>
     </w:tbl>
-    <w:bookmarkEnd w:id="38"/>
-    <w:bookmarkStart w:id="39" w:name="Xc632ea96064f4f088f91bace883efebb21e0e85"/>
+    <w:bookmarkEnd w:id="46"/>
+    <w:bookmarkStart w:id="47" w:name="Xc632ea96064f4f088f91bace883efebb21e0e85"/>
     <w:p>
       <w:pPr>
         <w:pStyle w:val="Heading3"/>
@@ -4672,9 +5125,9 @@
         </w:pict>
       </w:r>
     </w:p>
-    <w:bookmarkEnd w:id="39"/>
-    <w:bookmarkEnd w:id="40"/>
-    <w:bookmarkStart w:id="45" w:name="X00805654a6300bd813a24056464337341b6ef0c"/>
+    <w:bookmarkEnd w:id="47"/>
+    <w:bookmarkEnd w:id="48"/>
+    <w:bookmarkStart w:id="53" w:name="X00805654a6300bd813a24056464337341b6ef0c"/>
     <w:p>
       <w:pPr>
         <w:pStyle w:val="Heading2"/>
@@ -4683,7 +5136,7 @@
         <w:t xml:space="preserve">6. 사업화 계획</w:t>
       </w:r>
     </w:p>
-    <w:bookmarkStart w:id="41" w:name="X166c6311d15c69f47865e377997d736b3f8dcb2"/>
+    <w:bookmarkStart w:id="49" w:name="X166c6311d15c69f47865e377997d736b3f8dcb2"/>
     <w:p>
       <w:pPr>
         <w:pStyle w:val="Heading3"/>
@@ -4987,8 +5440,8 @@
         </w:tc>
       </w:tr>
     </w:tbl>
-    <w:bookmarkEnd w:id="41"/>
-    <w:bookmarkStart w:id="42" w:name="Xc01af4a43b0877e6a78d9baf1e025dc64c991c3"/>
+    <w:bookmarkEnd w:id="49"/>
+    <w:bookmarkStart w:id="50" w:name="Xc01af4a43b0877e6a78d9baf1e025dc64c991c3"/>
     <w:p>
       <w:pPr>
         <w:pStyle w:val="Heading3"/>
@@ -5033,8 +5486,8 @@
         <w:t xml:space="preserve">시장 점유 목표: 4차년도 순찰차 경광등 수요의 약 25~30%.</w:t>
       </w:r>
     </w:p>
-    <w:bookmarkEnd w:id="42"/>
-    <w:bookmarkStart w:id="43" w:name="X509310bb3f04cfbab29f97ccb52c63a41264ab5"/>
+    <w:bookmarkEnd w:id="50"/>
+    <w:bookmarkStart w:id="51" w:name="X509310bb3f04cfbab29f97ccb52c63a41264ab5"/>
     <w:p>
       <w:pPr>
         <w:pStyle w:val="Heading3"/>
@@ -5272,8 +5725,8 @@
         </w:tc>
       </w:tr>
     </w:tbl>
-    <w:bookmarkEnd w:id="43"/>
-    <w:bookmarkStart w:id="44" w:name="Xb080238fc1893c0d5adb9d0a75ad8c960136e50"/>
+    <w:bookmarkEnd w:id="51"/>
+    <w:bookmarkStart w:id="52" w:name="Xb080238fc1893c0d5adb9d0a75ad8c960136e50"/>
     <w:p>
       <w:pPr>
         <w:pStyle w:val="Heading3"/>
@@ -5337,9 +5790,9 @@
         </w:pict>
       </w:r>
     </w:p>
-    <w:bookmarkEnd w:id="44"/>
-    <w:bookmarkEnd w:id="45"/>
-    <w:bookmarkStart w:id="49" w:name="X16948f5f2d5bbd7920d70b523c177b804433b74"/>
+    <w:bookmarkEnd w:id="52"/>
+    <w:bookmarkEnd w:id="53"/>
+    <w:bookmarkStart w:id="57" w:name="X16948f5f2d5bbd7920d70b523c177b804433b74"/>
     <w:p>
       <w:pPr>
         <w:pStyle w:val="Heading2"/>
@@ -5348,7 +5801,7 @@
         <w:t xml:space="preserve">7. 수행기관 역량</w:t>
       </w:r>
     </w:p>
-    <w:bookmarkStart w:id="46" w:name="Xd14730e18e2f414c11964e188f8b96ef446c06c"/>
+    <w:bookmarkStart w:id="54" w:name="Xd14730e18e2f414c11964e188f8b96ef446c06c"/>
     <w:p>
       <w:pPr>
         <w:pStyle w:val="Heading3"/>
@@ -5689,8 +6142,8 @@
         </w:tc>
       </w:tr>
     </w:tbl>
-    <w:bookmarkEnd w:id="46"/>
-    <w:bookmarkStart w:id="47" w:name="X1a5d8bc637790b8481c17500969b8a186c3a548"/>
+    <w:bookmarkEnd w:id="54"/>
+    <w:bookmarkStart w:id="55" w:name="X1a5d8bc637790b8481c17500969b8a186c3a548"/>
     <w:p>
       <w:pPr>
         <w:pStyle w:val="Heading3"/>
@@ -5958,8 +6411,8 @@
         </w:tc>
       </w:tr>
     </w:tbl>
-    <w:bookmarkEnd w:id="47"/>
-    <w:bookmarkStart w:id="48" w:name="X24b2c7c3a042c208c17c0297271581de4aa3fa6"/>
+    <w:bookmarkEnd w:id="55"/>
+    <w:bookmarkStart w:id="56" w:name="X24b2c7c3a042c208c17c0297271581de4aa3fa6"/>
     <w:p>
       <w:pPr>
         <w:pStyle w:val="Heading3"/>
@@ -6604,9 +7057,9 @@
         </w:pict>
       </w:r>
     </w:p>
-    <w:bookmarkEnd w:id="48"/>
-    <w:bookmarkEnd w:id="49"/>
-    <w:bookmarkStart w:id="52" w:name="X74d6ad2a8540991d46002c2b10341081e48cb12"/>
+    <w:bookmarkEnd w:id="56"/>
+    <w:bookmarkEnd w:id="57"/>
+    <w:bookmarkStart w:id="60" w:name="X74d6ad2a8540991d46002c2b10341081e48cb12"/>
     <w:p>
       <w:pPr>
         <w:pStyle w:val="Heading2"/>
@@ -6615,7 +7068,7 @@
         <w:t xml:space="preserve">8. 소요 예산</w:t>
       </w:r>
     </w:p>
-    <w:bookmarkStart w:id="50" w:name="Xa25de807b560edfbe47b724d4508208e5493d4b"/>
+    <w:bookmarkStart w:id="58" w:name="Xa25de807b560edfbe47b724d4508208e5493d4b"/>
     <w:p>
       <w:pPr>
         <w:pStyle w:val="Heading3"/>
@@ -7183,8 +7636,8 @@
         </w:tc>
       </w:tr>
     </w:tbl>
-    <w:bookmarkEnd w:id="50"/>
-    <w:bookmarkStart w:id="51" w:name="Xb721f5923df1f0430f19aeb6f608c69897f3cc6"/>
+    <w:bookmarkEnd w:id="58"/>
+    <w:bookmarkStart w:id="59" w:name="Xb721f5923df1f0430f19aeb6f608c69897f3cc6"/>
     <w:p>
       <w:pPr>
         <w:pStyle w:val="Heading3"/>
@@ -7523,9 +7976,9 @@
         </w:pict>
       </w:r>
     </w:p>
-    <w:bookmarkEnd w:id="51"/>
-    <w:bookmarkEnd w:id="52"/>
-    <w:bookmarkStart w:id="53" w:name="X2e354c842c8116914675cce6f0383456143e5eb"/>
+    <w:bookmarkEnd w:id="59"/>
+    <w:bookmarkEnd w:id="60"/>
+    <w:bookmarkStart w:id="61" w:name="X2e354c842c8116914675cce6f0383456143e5eb"/>
     <w:p>
       <w:pPr>
         <w:pStyle w:val="Heading2"/>
@@ -7651,8 +8104,8 @@
         </w:pict>
       </w:r>
     </w:p>
-    <w:bookmarkEnd w:id="53"/>
-    <w:bookmarkStart w:id="54" w:name="Xee72deb35d46c061fe925b34ab788e39566f439"/>
+    <w:bookmarkEnd w:id="61"/>
+    <w:bookmarkStart w:id="62" w:name="Xee72deb35d46c061fe925b34ab788e39566f439"/>
     <w:p>
       <w:pPr>
         <w:pStyle w:val="Heading2"/>
@@ -7973,8 +8426,8 @@
         </w:pict>
       </w:r>
     </w:p>
-    <w:bookmarkEnd w:id="54"/>
-    <w:bookmarkStart w:id="55" w:name="부록-a-공고별-맞춤-변경표"/>
+    <w:bookmarkEnd w:id="62"/>
+    <w:bookmarkStart w:id="63" w:name="부록-a-공고별-맞춤-변경표"/>
     <w:p>
       <w:pPr>
         <w:pStyle w:val="Heading2"/>
@@ -8386,8 +8839,8 @@
         <w:t xml:space="preserve">폴리스랩은 경찰이 현장 문제를 제기하는 구조이므로 2.1장의 현장 문제를 경찰 관서 인터뷰 내용으로 보강해야 선정 가능성이 높아진다. 사업비를 키울 때는 확대 항목(시제품 수, 실증 대수, T3 카메라 연동)을 개발 내용과 성과지표에 함께 반영한다.</w:t>
       </w:r>
     </w:p>
-    <w:bookmarkEnd w:id="55"/>
-    <w:bookmarkStart w:id="56" w:name="부록-b-제출-전-체크리스트"/>
+    <w:bookmarkEnd w:id="63"/>
+    <w:bookmarkStart w:id="64" w:name="부록-b-제출-전-체크리스트"/>
     <w:p>
       <w:pPr>
         <w:pStyle w:val="Heading2"/>
@@ -8928,9 +9381,47 @@
           </w:p>
         </w:tc>
       </w:tr>
+      <w:tr>
+        <w:tc>
+          <w:tcPr/>
+          <w:p>
+            <w:pPr>
+              <w:pStyle w:val="Compact"/>
+              <w:jc w:val="left"/>
+            </w:pPr>
+            <w:r>
+              <w:t xml:space="preserve">13</w:t>
+            </w:r>
+          </w:p>
+        </w:tc>
+        <w:tc>
+          <w:tcPr/>
+          <w:p>
+            <w:pPr>
+              <w:pStyle w:val="Compact"/>
+              <w:jc w:val="left"/>
+            </w:pPr>
+            <w:r>
+              <w:t xml:space="preserve">경찰관 사전 인터뷰 10~20명 계획, 2.5장 인용 수치 원문 대조</w:t>
+            </w:r>
+          </w:p>
+        </w:tc>
+        <w:tc>
+          <w:tcPr/>
+          <w:p>
+            <w:pPr>
+              <w:pStyle w:val="Compact"/>
+              <w:jc w:val="left"/>
+            </w:pPr>
+            <w:r>
+              <w:t xml:space="preserve">미완</w:t>
+            </w:r>
+          </w:p>
+        </w:tc>
+      </w:tr>
     </w:tbl>
-    <w:bookmarkEnd w:id="56"/>
-    <w:bookmarkStart w:id="57" w:name="부록-c-참고-자료"/>
+    <w:bookmarkEnd w:id="64"/>
+    <w:bookmarkStart w:id="65" w:name="부록-c-참고-자료"/>
     <w:p>
       <w:pPr>
         <w:pStyle w:val="Heading2"/>
@@ -8987,8 +9478,8 @@
         <w:t xml:space="preserve">경찰 차량 보유 현황과 2035년 전기·수소차 전환 협약(2026.7.30 보도), 경찰청 순찰차 탑재형 교통단속장비 도입 보도</w:t>
       </w:r>
     </w:p>
-    <w:bookmarkEnd w:id="57"/>
-    <w:bookmarkEnd w:id="58"/>
+    <w:bookmarkEnd w:id="65"/>
+    <w:bookmarkEnd w:id="66"/>
     <w:sectPr/>
   </w:body>
 </w:document>

--- a/docs/사업계획서/2026-10_스마트경찰경광등_개발계획_과제제안서.docx
+++ b/docs/사업계획서/2026-10_스마트경찰경광등_개발계획_과제제안서.docx
@@ -8663,7 +8663,7 @@
               <w:jc w:val="left"/>
             </w:pPr>
             <w:r>
-              <w:t xml:space="preserve">9억 원 내외 (2026년 사례 기준)</w:t>
+              <w:t xml:space="preserve">9억 원 내외 (2026년 선정 사례, 공고 한도 미확인)</w:t>
             </w:r>
           </w:p>
         </w:tc>
@@ -8725,7 +8725,7 @@
               <w:jc w:val="left"/>
             </w:pPr>
             <w:r>
-              <w:t xml:space="preserve">공공수요 연계 확인, 혁신제품 지정 연계 계획</w:t>
+              <w:t xml:space="preserve">공공수요 연계 확인, 지정 수요 12개 중 1개 선택, 기업부설연구소 보유</w:t>
             </w:r>
           </w:p>
         </w:tc>
@@ -8831,6 +8831,14 @@
         </w:tc>
       </w:tr>
     </w:tbl>
+    <w:p>
+      <w:pPr>
+        <w:pStyle w:val="BodyText"/>
+      </w:pPr>
+      <w:r>
+        <w:t xml:space="preserve">조달청 시범구매연계형은 자유 제안이 아니라 공고에 지정된 수요 12개(AI, 첨단기술, 국민생활 안전, 탄소중립, 바이오 분야) 중 하나를 골라 신청하고, 한 기업이 1개 제품에 1개 수요만 선택할 수 있다(검색 요약 기준, 원문 미확인). 경광등·교통안전·순찰 관련 수요가 목록에 없으면 이 과제는 제외한다.</w:t>
+      </w:r>
+    </w:p>
     <w:p>
       <w:pPr>
         <w:pStyle w:val="BodyText"/>
@@ -9403,6 +9411,44 @@
             </w:pPr>
             <w:r>
               <w:t xml:space="preserve">경찰관 사전 인터뷰 10~20명 계획, 2.5장 인용 수치 원문 대조</w:t>
+            </w:r>
+          </w:p>
+        </w:tc>
+        <w:tc>
+          <w:tcPr/>
+          <w:p>
+            <w:pPr>
+              <w:pStyle w:val="Compact"/>
+              <w:jc w:val="left"/>
+            </w:pPr>
+            <w:r>
+              <w:t xml:space="preserve">미완</w:t>
+            </w:r>
+          </w:p>
+        </w:tc>
+      </w:tr>
+      <w:tr>
+        <w:tc>
+          <w:tcPr/>
+          <w:p>
+            <w:pPr>
+              <w:pStyle w:val="Compact"/>
+              <w:jc w:val="left"/>
+            </w:pPr>
+            <w:r>
+              <w:t xml:space="preserve">14</w:t>
+            </w:r>
+          </w:p>
+        </w:tc>
+        <w:tc>
+          <w:tcPr/>
+          <w:p>
+            <w:pPr>
+              <w:pStyle w:val="Compact"/>
+              <w:jc w:val="left"/>
+            </w:pPr>
+            <w:r>
+              <w:t xml:space="preserve">조달청 시범구매연계형 지정 수요 12개 중 경광등 관련 수요 확인(없으면 제외)</w:t>
             </w:r>
           </w:p>
         </w:tc>

--- a/docs/사업계획서/2026-10_스마트경찰경광등_개발계획_과제제안서.docx
+++ b/docs/사업계획서/2026-10_스마트경찰경광등_개발계획_과제제안서.docx
@@ -627,7 +627,7 @@
         <w:pStyle w:val="Compact"/>
       </w:pPr>
       <w:r>
-        <w:t xml:space="preserve">해외에서는 VITRONIC(2026년 3월 공개), Ekin, Hikvision, Dahua, GET이 경찰차 라이트바에 ANPR·레이더 속도 측정·영상증거를 통합한 제품을 내놓았다. 경쟁 요소가 속도 정확도에서</w:t>
+        <w:t xml:space="preserve">해외에서는 VITRONIC(2021년 폴란드 재무부 102대 납품, 2026년 3월 Intertraffic 재소개), Ekin, Hikvision, Dahua, GET이 경찰차 라이트바에 ANPR·레이더 속도 측정·영상증거를 통합한 제품을 내놓았다. 경쟁 요소가 속도 정확도에서</w:t>
       </w:r>
       <w:r>
         <w:t xml:space="preserve"> </w:t>
@@ -653,6 +653,18 @@
       </w:pPr>
       <w:r>
         <w:t xml:space="preserve">국내에는 같은 개념의 국산 경광등 일체형 제품이 없다. 경찰이 쓰는 차량탑재형 단속장비는 별도 장비이고, 경광등은 별도 납품이다. 해외 제품은 경찰 규격, 개인정보, 사후관리 측면에서 도입이 어렵다.</w:t>
+      </w:r>
+    </w:p>
+    <w:p>
+      <w:pPr>
+        <w:numPr>
+          <w:ilvl w:val="0"/>
+          <w:numId w:val="1004"/>
+        </w:numPr>
+        <w:pStyle w:val="Compact"/>
+      </w:pPr>
+      <w:r>
+        <w:t xml:space="preserve">국내 순찰차 경광등은 나눔컴퍼니 차량별 규격서와 경찰청 장비운영과 순찰차 사양서를 따르고, 통합컨트롤러·통합디바이스가 멀티캠 같은 스마트 특수장치의 연동을 이미 규정한다. 레이더 모듈을 이 규격에 맞춰 넣는 것이 진입점이다(사업계획서 2.5장).</w:t>
       </w:r>
     </w:p>
     <w:p>
@@ -2031,7 +2043,7 @@
               <w:jc w:val="left"/>
             </w:pPr>
             <w:r>
-              <w:t xml:space="preserve">60 이하</w:t>
+              <w:t xml:space="preserve">60 이하(DC 12V)</w:t>
             </w:r>
           </w:p>
         </w:tc>
@@ -2105,7 +2117,7 @@
               <w:jc w:val="left"/>
             </w:pPr>
             <w:r>
-              <w:t xml:space="preserve">25 이하</w:t>
+              <w:t xml:space="preserve">25 이하(길이 1,300mm 이내)</w:t>
             </w:r>
           </w:p>
         </w:tc>
@@ -3551,6 +3563,44 @@
             </w:pPr>
             <w:r>
               <w:t xml:space="preserve">기존 경찰 납품 규격품</w:t>
+            </w:r>
+          </w:p>
+        </w:tc>
+      </w:tr>
+      <w:tr>
+        <w:tc>
+          <w:tcPr/>
+          <w:p>
+            <w:pPr>
+              <w:pStyle w:val="Compact"/>
+              <w:jc w:val="left"/>
+            </w:pPr>
+            <w:r>
+              <w:t xml:space="preserve">통합디바이스 연동</w:t>
+            </w:r>
+          </w:p>
+        </w:tc>
+        <w:tc>
+          <w:tcPr/>
+          <w:p>
+            <w:pPr>
+              <w:pStyle w:val="Compact"/>
+              <w:jc w:val="left"/>
+            </w:pPr>
+            <w:r>
+              <w:t xml:space="preserve">협력</w:t>
+            </w:r>
+          </w:p>
+        </w:tc>
+        <w:tc>
+          <w:tcPr/>
+          <w:p>
+            <w:pPr>
+              <w:pStyle w:val="Compact"/>
+              <w:jc w:val="left"/>
+            </w:pPr>
+            <w:r>
+              <w:t xml:space="preserve">나눔컴퍼니 통합디바이스 USB 연동 규격에 맞춰 레이더 모듈 인터페이스 제공</w:t>
             </w:r>
           </w:p>
         </w:tc>
@@ -5093,7 +5143,7 @@
         <w:t xml:space="preserve"> </w:t>
       </w:r>
       <w:r>
-        <w:t xml:space="preserve">장착은 경찰 차량 정비 부서와 협의한 방식으로 하고, T2는 영상을 저장하지 않으며 번호판·얼굴을 식별하지 않는다. 장착 시 자동차 등화장치 튜닝 승인 대상 여부는 착수 초기에 확인한다.</w:t>
+        <w:t xml:space="preserve">장착은 경찰 차량 정비 부서와 협의한 방식으로 하고, T2는 영상을 저장하지 않으며 번호판·얼굴을 식별하지 않는다. 장착은 구조변경 승인과 교통안전공단 실차 검사(기술검토, 제원 측정, 최대안전경사각도 측정) 대상이므로 착수 초기에 승인 절차와 일정을 확인한다.</w:t>
       </w:r>
     </w:p>
     <w:p>
@@ -5756,7 +5806,19 @@
         <w:pStyle w:val="Compact"/>
       </w:pPr>
       <w:r>
-        <w:t xml:space="preserve">긴급자동차 경광등 규정 적합 확인, 자동차 등화장치 튜닝 승인 또는 부품 인증 여부 확인</w:t>
+        <w:t xml:space="preserve">긴급자동차 경광등 규정 적합 확인, 구조변경 승인과 교통안전공단 실차 검사 대응(등화장치 별도 튜닝 승인 여부 확인)</w:t>
+      </w:r>
+    </w:p>
+    <w:p>
+      <w:pPr>
+        <w:numPr>
+          <w:ilvl w:val="0"/>
+          <w:numId w:val="1010"/>
+        </w:numPr>
+        <w:pStyle w:val="Compact"/>
+      </w:pPr>
+      <w:r>
+        <w:t xml:space="preserve">경찰청 순찰차 사양서(장비운영과)와 나눔컴퍼니 차량별 규격서·통합디바이스 규격에 맞춘 외형(길이 1,200~1,300mm)·전원(DC 12V) 적합성 확인</w:t>
       </w:r>
     </w:p>
     <w:p>
@@ -9465,6 +9527,44 @@
           </w:p>
         </w:tc>
       </w:tr>
+      <w:tr>
+        <w:tc>
+          <w:tcPr/>
+          <w:p>
+            <w:pPr>
+              <w:pStyle w:val="Compact"/>
+              <w:jc w:val="left"/>
+            </w:pPr>
+            <w:r>
+              <w:t xml:space="preserve">15</w:t>
+            </w:r>
+          </w:p>
+        </w:tc>
+        <w:tc>
+          <w:tcPr/>
+          <w:p>
+            <w:pPr>
+              <w:pStyle w:val="Compact"/>
+              <w:jc w:val="left"/>
+            </w:pPr>
+            <w:r>
+              <w:t xml:space="preserve">나눔컴퍼니 통합디바이스 연동 규격, 경찰청 순찰차 사양서, 차량별 규격서 원본 입수</w:t>
+            </w:r>
+          </w:p>
+        </w:tc>
+        <w:tc>
+          <w:tcPr/>
+          <w:p>
+            <w:pPr>
+              <w:pStyle w:val="Compact"/>
+              <w:jc w:val="left"/>
+            </w:pPr>
+            <w:r>
+              <w:t xml:space="preserve">미완</w:t>
+            </w:r>
+          </w:p>
+        </w:tc>
+      </w:tr>
     </w:tbl>
     <w:bookmarkEnd w:id="64"/>
     <w:bookmarkStart w:id="65" w:name="부록-c-참고-자료"/>
@@ -9510,6 +9610,30 @@
       </w:pPr>
       <w:r>
         <w:t xml:space="preserve">과학치안진흥센터 2026년 신규사업 공고(폴리스랩 3.0, 치안신산업 핵심기술 사업화 지원), 중기부 2026년 중소기업 기술개발 지원사업 통합공고, 조달청 2026년 공공혁신수요기반 혁신제품 기술개발 시범구매연계형 공고 (검색 결과 기준, 공고 원문 재확인 필요)</w:t>
+      </w:r>
+    </w:p>
+    <w:p>
+      <w:pPr>
+        <w:numPr>
+          <w:ilvl w:val="0"/>
+          <w:numId w:val="1012"/>
+        </w:numPr>
+        <w:pStyle w:val="Compact"/>
+      </w:pPr>
+      <w:r>
+        <w:t xml:space="preserve">해외 제조사 자료: VITRONIC 발표자료(Walter Planer, ASECAP Days 2024.5), Hikvision Intelligent Light Bar 리플릿(2023), GET Group ADHAM Smart Patrol 브로슈어, Ekin Patrol G2 사용자 매뉴얼(V1.0.241120)</w:t>
+      </w:r>
+    </w:p>
+    <w:p>
+      <w:pPr>
+        <w:numPr>
+          <w:ilvl w:val="0"/>
+          <w:numId w:val="1012"/>
+        </w:numPr>
+        <w:pStyle w:val="Compact"/>
+      </w:pPr>
+      <w:r>
+        <w:t xml:space="preserve">국내 규격 자료: ㈜나눔컴퍼니 순찰차 규격서(NN-CARP115, NN-EXPC, NN-COPC), 순찰차 공용 통합디바이스 규격서(식별번호 24857805), 경기북부 자율방범대 경광등 입찰요청서(작성 연도 미확인)</w:t>
       </w:r>
     </w:p>
     <w:p>

--- a/docs/사업계획서/2026-10_스마트경찰경광등_개발계획_과제제안서.docx
+++ b/docs/사업계획서/2026-10_스마트경찰경광등_개발계획_과제제안서.docx
@@ -2,7 +2,7 @@
 <file path=word/document.xml><?xml version="1.0" encoding="utf-8"?>
 <w:document xmlns:w="http://schemas.openxmlformats.org/wordprocessingml/2006/main" xmlns:m="http://schemas.openxmlformats.org/officeDocument/2006/math" xmlns:r="http://schemas.openxmlformats.org/officeDocument/2006/relationships" xmlns:o="urn:schemas-microsoft-com:office:office" xmlns:v="urn:schemas-microsoft-com:vml" xmlns:w10="urn:schemas-microsoft-com:office:word" xmlns:a="http://schemas.openxmlformats.org/drawingml/2006/main" xmlns:pic="http://schemas.openxmlformats.org/drawingml/2006/picture" xmlns:wp="http://schemas.openxmlformats.org/drawingml/2006/wordprocessingDrawing">
   <w:body>
-    <w:bookmarkStart w:id="66" w:name="레이더-일체형-스마트-경찰-경광등-개발계획-과제제안서"/>
+    <w:bookmarkStart w:id="67" w:name="레이더-일체형-스마트-경찰-경광등-개발계획-과제제안서"/>
     <w:p>
       <w:pPr>
         <w:pStyle w:val="Heading1"/>
@@ -2647,7 +2647,7 @@
     </w:p>
     <w:bookmarkEnd w:id="36"/>
     <w:bookmarkEnd w:id="37"/>
-    <w:bookmarkStart w:id="43" w:name="Xabe3fac8e5ebacbfbb93f1ba48fae36972ede31"/>
+    <w:bookmarkStart w:id="44" w:name="Xabe3fac8e5ebacbfbb93f1ba48fae36972ede31"/>
     <w:p>
       <w:pPr>
         <w:pStyle w:val="Heading2"/>
@@ -3851,97 +3851,22 @@
         </w:tc>
       </w:tr>
     </w:tbl>
-    <w:p>
-      <w:r>
-        <w:pict>
-          <v:rect style="width:0;height:1.5pt" o:hralign="center" o:hrstd="t" o:hr="t"/>
-        </w:pict>
-      </w:r>
-    </w:p>
     <w:bookmarkEnd w:id="42"/>
-    <w:bookmarkEnd w:id="43"/>
-    <w:bookmarkStart w:id="48" w:name="Xf06cfb8552453d4ac362a99b5b155975aa98948"/>
-    <w:p>
-      <w:pPr>
-        <w:pStyle w:val="Heading2"/>
-      </w:pPr>
-      <w:r>
-        <w:t xml:space="preserve">5. 추진 전략과 체계</w:t>
-      </w:r>
-    </w:p>
-    <w:bookmarkStart w:id="44" w:name="Xf561cb71e82c19b59cecd5bcc31b282422c0102"/>
+    <w:bookmarkStart w:id="43" w:name="X41e838bd0fa5c4c335588fe86da38bfc6005ad5"/>
     <w:p>
       <w:pPr>
         <w:pStyle w:val="Heading3"/>
       </w:pPr>
       <w:r>
-        <w:t xml:space="preserve">5.1 추진 체계</w:t>
-      </w:r>
-    </w:p>
-    <w:p>
-      <w:pPr>
-        <w:pStyle w:val="SourceCode"/>
-      </w:pPr>
-      <w:r>
-        <w:rPr>
-          <w:rStyle w:val="VerbatimChar"/>
-        </w:rPr>
-        <w:t xml:space="preserve">과제 책임자 (엠클라비스 `[입력: 책임자 성명·직위]`)</w:t>
-      </w:r>
-      <w:r>
-        <w:br/>
-      </w:r>
-      <w:r>
-        <w:rPr>
-          <w:rStyle w:val="VerbatimChar"/>
-        </w:rPr>
-        <w:t xml:space="preserve">   ├─ WP1 신호처리팀 (엠클라비스)</w:t>
-      </w:r>
-      <w:r>
-        <w:br/>
-      </w:r>
-      <w:r>
-        <w:rPr>
-          <w:rStyle w:val="VerbatimChar"/>
-        </w:rPr>
-        <w:t xml:space="preserve">   ├─ WP2 하우징·기구 (협력사 + 엠클라비스 HW)</w:t>
-      </w:r>
-      <w:r>
-        <w:br/>
-      </w:r>
-      <w:r>
-        <w:rPr>
-          <w:rStyle w:val="VerbatimChar"/>
-        </w:rPr>
-        <w:t xml:space="preserve">   ├─ WP3 제어기·S/W (엠클라비스)</w:t>
-      </w:r>
-      <w:r>
-        <w:br/>
-      </w:r>
-      <w:r>
-        <w:rPr>
-          <w:rStyle w:val="VerbatimChar"/>
-        </w:rPr>
-        <w:t xml:space="preserve">   └─ WP4 인증·실증·사업화 (엠클라비스 과제관리 + 시험기관)</w:t>
-      </w:r>
-      <w:r>
-        <w:br/>
-      </w:r>
-      <w:r>
-        <w:rPr>
-          <w:rStyle w:val="VerbatimChar"/>
-        </w:rPr>
-        <w:t xml:space="preserve">수요처 (구매동의) ─ 실증 협력 경찰관서 ─ 자문 (도로교통공단 또는 대학 `[입력]`)</w:t>
-      </w:r>
-    </w:p>
-    <w:bookmarkEnd w:id="44"/>
-    <w:bookmarkStart w:id="45" w:name="Xa026b3443f87888f3944bda3661a8acad962b35"/>
-    <w:p>
-      <w:pPr>
-        <w:pStyle w:val="Heading3"/>
-      </w:pPr>
-      <w:r>
-        <w:t xml:space="preserve">5.2 기관별 역할</w:t>
+        <w:t xml:space="preserve">4.6 해외 선도 제품 벤치마킹 반영 (Hikvision 기준)</w:t>
+      </w:r>
+    </w:p>
+    <w:p>
+      <w:pPr>
+        <w:pStyle w:val="FirstParagraph"/>
+      </w:pPr>
+      <w:r>
+        <w:t xml:space="preserve">Hikvision Intelligent Light Bar 리플릿(2023)을 기준으로 개발 방향을 정했다. 제조사 홍보 자료라서 성능 수치(정확도, 중량, 인증)는 비교하지 못했고, 구성과 사양만 반영했다.</w:t>
       </w:r>
     </w:p>
     <w:tbl>
@@ -3980,7 +3905,7 @@
               <w:rPr>
                 <w:b/>
               </w:rPr>
-              <w:t xml:space="preserve">기관</w:t>
+              <w:t xml:space="preserve">벤치마킹 결과</w:t>
             </w:r>
           </w:p>
         </w:tc>
@@ -3997,6 +3922,322 @@
               <w:rPr>
                 <w:b/>
               </w:rPr>
+              <w:t xml:space="preserve">본 과제의 반영</w:t>
+            </w:r>
+          </w:p>
+        </w:tc>
+      </w:tr>
+      <w:tr>
+        <w:tc>
+          <w:tcPr/>
+          <w:p>
+            <w:pPr>
+              <w:pStyle w:val="Compact"/>
+              <w:jc w:val="left"/>
+            </w:pPr>
+            <w:r>
+              <w:t xml:space="preserve">라이트바, 컨트롤러, 단말, 중앙 S/W를 한 제품 코드로 판매</w:t>
+            </w:r>
+          </w:p>
+        </w:tc>
+        <w:tc>
+          <w:tcPr/>
+          <w:p>
+            <w:pPr>
+              <w:pStyle w:val="Compact"/>
+              <w:jc w:val="left"/>
+            </w:pPr>
+            <w:r>
+              <w:t xml:space="preserve">경광등 바, 제어기, 운전석 표시기, 관리 S/W를 한 세트로 설계하고 시험</w:t>
+            </w:r>
+          </w:p>
+        </w:tc>
+      </w:tr>
+      <w:tr>
+        <w:tc>
+          <w:tcPr/>
+          <w:p>
+            <w:pPr>
+              <w:pStyle w:val="Compact"/>
+              <w:jc w:val="left"/>
+            </w:pPr>
+            <w:r>
+              <w:t xml:space="preserve">카메라 4대와 77GHz 레이더 중심 구성(전원 DC 12~14V, 18.3A)</w:t>
+            </w:r>
+          </w:p>
+        </w:tc>
+        <w:tc>
+          <w:tcPr/>
+          <w:p>
+            <w:pPr>
+              <w:pStyle w:val="Compact"/>
+              <w:jc w:val="left"/>
+            </w:pPr>
+            <w:r>
+              <w:t xml:space="preserve">레이더 중심, 영상 없음(T2). 저전력 60W 이하(경광 별도), 25kg 이하 목표 유지</w:t>
+            </w:r>
+          </w:p>
+        </w:tc>
+      </w:tr>
+      <w:tr>
+        <w:tc>
+          <w:tcPr/>
+          <w:p>
+            <w:pPr>
+              <w:pStyle w:val="Compact"/>
+              <w:jc w:val="left"/>
+            </w:pPr>
+            <w:r>
+              <w:t xml:space="preserve">레이더 최대 128 타깃 동시 감지</w:t>
+            </w:r>
+          </w:p>
+        </w:tc>
+        <w:tc>
+          <w:tcPr/>
+          <w:p>
+            <w:pPr>
+              <w:pStyle w:val="Compact"/>
+              <w:jc w:val="left"/>
+            </w:pPr>
+            <w:r>
+              <w:t xml:space="preserve">동시 추적 표적 수를 성능지표 후보로 두고 개념 시제품 실측 후 수치 확정(현재 지표 11개에는 미포함)</w:t>
+            </w:r>
+          </w:p>
+        </w:tc>
+      </w:tr>
+      <w:tr>
+        <w:tc>
+          <w:tcPr/>
+          <w:p>
+            <w:pPr>
+              <w:pStyle w:val="Compact"/>
+              <w:jc w:val="left"/>
+            </w:pPr>
+            <w:r>
+              <w:t xml:space="preserve">후방 접근 경보는 리플릿에서 확인되지 않음</w:t>
+            </w:r>
+          </w:p>
+        </w:tc>
+        <w:tc>
+          <w:tcPr/>
+          <w:p>
+            <w:pPr>
+              <w:pStyle w:val="Compact"/>
+              <w:jc w:val="left"/>
+            </w:pPr>
+            <w:r>
+              <w:t xml:space="preserve">후방 접근 경보를 대표 기능으로 개발·실증</w:t>
+            </w:r>
+          </w:p>
+        </w:tc>
+      </w:tr>
+      <w:tr>
+        <w:tc>
+          <w:tcPr/>
+          <w:p>
+            <w:pPr>
+              <w:pStyle w:val="Compact"/>
+              <w:jc w:val="left"/>
+            </w:pPr>
+            <w:r>
+              <w:t xml:space="preserve">77GHz 레이더</w:t>
+            </w:r>
+          </w:p>
+        </w:tc>
+        <w:tc>
+          <w:tcPr/>
+          <w:p>
+            <w:pPr>
+              <w:pStyle w:val="Compact"/>
+              <w:jc w:val="left"/>
+            </w:pPr>
+            <w:r>
+              <w:t xml:space="preserve">T2는 24GHz 유지. 77GHz는 2차년도 이후 T3 확장 때 협력 모듈로 검토</w:t>
+            </w:r>
+          </w:p>
+        </w:tc>
+      </w:tr>
+      <w:tr>
+        <w:tc>
+          <w:tcPr/>
+          <w:p>
+            <w:pPr>
+              <w:pStyle w:val="Compact"/>
+              <w:jc w:val="left"/>
+            </w:pPr>
+            <w:r>
+              <w:t xml:space="preserve">카메라·NVR·PAD·관제 플랫폼</w:t>
+            </w:r>
+          </w:p>
+        </w:tc>
+        <w:tc>
+          <w:tcPr/>
+          <w:p>
+            <w:pPr>
+              <w:pStyle w:val="Compact"/>
+              <w:jc w:val="left"/>
+            </w:pPr>
+            <w:r>
+              <w:t xml:space="preserve">자체 개발하지 않음. 필요하면 파트너 연동(T3)</w:t>
+            </w:r>
+          </w:p>
+        </w:tc>
+      </w:tr>
+    </w:tbl>
+    <w:p>
+      <w:pPr>
+        <w:pStyle w:val="BodyText"/>
+      </w:pPr>
+      <w:r>
+        <w:t xml:space="preserve">공급 환경으로, 미국은 Hikvision·Dahua의 연방 조달과 신규 장비 인증을 막았고, 국내에서도 공공 CCTV 보안 우려가 보도되고 있다(웹 검색 요약, 원문 확인 필요). 국내 경찰이 해당 제품을 쓰지 못하게 하는 규정은 확인하지 못했으므로, 국산·국내 A/S·데이터 외부 전송 없음(T2)을 강점으로 삼되 경쟁사 배제를 전제하지 않는다.</w:t>
+      </w:r>
+    </w:p>
+    <w:p>
+      <w:r>
+        <w:pict>
+          <v:rect style="width:0;height:1.5pt" o:hralign="center" o:hrstd="t" o:hr="t"/>
+        </w:pict>
+      </w:r>
+    </w:p>
+    <w:bookmarkEnd w:id="43"/>
+    <w:bookmarkEnd w:id="44"/>
+    <w:bookmarkStart w:id="49" w:name="Xf06cfb8552453d4ac362a99b5b155975aa98948"/>
+    <w:p>
+      <w:pPr>
+        <w:pStyle w:val="Heading2"/>
+      </w:pPr>
+      <w:r>
+        <w:t xml:space="preserve">5. 추진 전략과 체계</w:t>
+      </w:r>
+    </w:p>
+    <w:bookmarkStart w:id="45" w:name="Xf561cb71e82c19b59cecd5bcc31b282422c0102"/>
+    <w:p>
+      <w:pPr>
+        <w:pStyle w:val="Heading3"/>
+      </w:pPr>
+      <w:r>
+        <w:t xml:space="preserve">5.1 추진 체계</w:t>
+      </w:r>
+    </w:p>
+    <w:p>
+      <w:pPr>
+        <w:pStyle w:val="SourceCode"/>
+      </w:pPr>
+      <w:r>
+        <w:rPr>
+          <w:rStyle w:val="VerbatimChar"/>
+        </w:rPr>
+        <w:t xml:space="preserve">과제 책임자 (엠클라비스 `[입력: 책임자 성명·직위]`)</w:t>
+      </w:r>
+      <w:r>
+        <w:br/>
+      </w:r>
+      <w:r>
+        <w:rPr>
+          <w:rStyle w:val="VerbatimChar"/>
+        </w:rPr>
+        <w:t xml:space="preserve">   ├─ WP1 신호처리팀 (엠클라비스)</w:t>
+      </w:r>
+      <w:r>
+        <w:br/>
+      </w:r>
+      <w:r>
+        <w:rPr>
+          <w:rStyle w:val="VerbatimChar"/>
+        </w:rPr>
+        <w:t xml:space="preserve">   ├─ WP2 하우징·기구 (협력사 + 엠클라비스 HW)</w:t>
+      </w:r>
+      <w:r>
+        <w:br/>
+      </w:r>
+      <w:r>
+        <w:rPr>
+          <w:rStyle w:val="VerbatimChar"/>
+        </w:rPr>
+        <w:t xml:space="preserve">   ├─ WP3 제어기·S/W (엠클라비스)</w:t>
+      </w:r>
+      <w:r>
+        <w:br/>
+      </w:r>
+      <w:r>
+        <w:rPr>
+          <w:rStyle w:val="VerbatimChar"/>
+        </w:rPr>
+        <w:t xml:space="preserve">   └─ WP4 인증·실증·사업화 (엠클라비스 과제관리 + 시험기관)</w:t>
+      </w:r>
+      <w:r>
+        <w:br/>
+      </w:r>
+      <w:r>
+        <w:rPr>
+          <w:rStyle w:val="VerbatimChar"/>
+        </w:rPr>
+        <w:t xml:space="preserve">수요처 (구매동의) ─ 실증 협력 경찰관서 ─ 자문 (도로교통공단 또는 대학 `[입력]`)</w:t>
+      </w:r>
+    </w:p>
+    <w:bookmarkEnd w:id="45"/>
+    <w:bookmarkStart w:id="46" w:name="Xa026b3443f87888f3944bda3661a8acad962b35"/>
+    <w:p>
+      <w:pPr>
+        <w:pStyle w:val="Heading3"/>
+      </w:pPr>
+      <w:r>
+        <w:t xml:space="preserve">5.2 기관별 역할</w:t>
+      </w:r>
+    </w:p>
+    <w:tbl>
+      <w:tblPr>
+        <w:tblStyle w:val="Table"/>
+        <w:tblW w:type="auto" w:w="0"/>
+        <w:jc w:val="start"/>
+        <w:tblBorders>
+          <w:top w:val="single" w:sz="4" w:space="0" w:color="BFBFBF"/>
+          <w:left w:val="single" w:sz="4" w:space="0" w:color="BFBFBF"/>
+          <w:bottom w:val="single" w:sz="4" w:space="0" w:color="BFBFBF"/>
+          <w:right w:val="single" w:sz="4" w:space="0" w:color="BFBFBF"/>
+          <w:insideH w:val="single" w:sz="4" w:space="0" w:color="BFBFBF"/>
+          <w:insideV w:val="single" w:sz="4" w:space="0" w:color="BFBFBF"/>
+        </w:tblBorders>
+        <w:tblLook w:firstRow="1" w:lastRow="0" w:firstColumn="0" w:lastColumn="0" w:noHBand="0" w:noVBand="0" w:val="0020"/>
+      </w:tblPr>
+      <w:tblGrid>
+        <w:gridCol w:w="3960"/>
+        <w:gridCol w:w="3960"/>
+      </w:tblGrid>
+      <w:tr>
+        <w:trPr>
+          <w:tblHeader w:val="true"/>
+        </w:trPr>
+        <w:tc>
+          <w:tcPr>
+            <w:shd w:val="clear" w:color="auto" w:fill="E8EEF7"/>
+          </w:tcPr>
+          <w:p>
+            <w:pPr>
+              <w:pStyle w:val="Compact"/>
+              <w:jc w:val="left"/>
+            </w:pPr>
+            <w:r>
+              <w:rPr>
+                <w:b/>
+              </w:rPr>
+              <w:t xml:space="preserve">기관</w:t>
+            </w:r>
+          </w:p>
+        </w:tc>
+        <w:tc>
+          <w:tcPr>
+            <w:shd w:val="clear" w:color="auto" w:fill="E8EEF7"/>
+          </w:tcPr>
+          <w:p>
+            <w:pPr>
+              <w:pStyle w:val="Compact"/>
+              <w:jc w:val="left"/>
+            </w:pPr>
+            <w:r>
+              <w:rPr>
+                <w:b/>
+              </w:rPr>
               <w:t xml:space="preserve">역할</w:t>
             </w:r>
           </w:p>
@@ -4159,8 +4400,8 @@
         </w:tc>
       </w:tr>
     </w:tbl>
-    <w:bookmarkEnd w:id="45"/>
-    <w:bookmarkStart w:id="46" w:name="X8b77b47c2fe99ecc6ebe1f5aa36aedeb6be1029"/>
+    <w:bookmarkEnd w:id="46"/>
+    <w:bookmarkStart w:id="47" w:name="X8b77b47c2fe99ecc6ebe1f5aa36aedeb6be1029"/>
     <w:p>
       <w:pPr>
         <w:pStyle w:val="Heading3"/>
@@ -5058,8 +5299,8 @@
         </w:tc>
       </w:tr>
     </w:tbl>
-    <w:bookmarkEnd w:id="46"/>
-    <w:bookmarkStart w:id="47" w:name="Xc632ea96064f4f088f91bace883efebb21e0e85"/>
+    <w:bookmarkEnd w:id="47"/>
+    <w:bookmarkStart w:id="48" w:name="Xc632ea96064f4f088f91bace883efebb21e0e85"/>
     <w:p>
       <w:pPr>
         <w:pStyle w:val="Heading3"/>
@@ -5175,9 +5416,9 @@
         </w:pict>
       </w:r>
     </w:p>
-    <w:bookmarkEnd w:id="47"/>
     <w:bookmarkEnd w:id="48"/>
-    <w:bookmarkStart w:id="53" w:name="X00805654a6300bd813a24056464337341b6ef0c"/>
+    <w:bookmarkEnd w:id="49"/>
+    <w:bookmarkStart w:id="54" w:name="X00805654a6300bd813a24056464337341b6ef0c"/>
     <w:p>
       <w:pPr>
         <w:pStyle w:val="Heading2"/>
@@ -5186,7 +5427,7 @@
         <w:t xml:space="preserve">6. 사업화 계획</w:t>
       </w:r>
     </w:p>
-    <w:bookmarkStart w:id="49" w:name="X166c6311d15c69f47865e377997d736b3f8dcb2"/>
+    <w:bookmarkStart w:id="50" w:name="X166c6311d15c69f47865e377997d736b3f8dcb2"/>
     <w:p>
       <w:pPr>
         <w:pStyle w:val="Heading3"/>
@@ -5490,8 +5731,8 @@
         </w:tc>
       </w:tr>
     </w:tbl>
-    <w:bookmarkEnd w:id="49"/>
-    <w:bookmarkStart w:id="50" w:name="Xc01af4a43b0877e6a78d9baf1e025dc64c991c3"/>
+    <w:bookmarkEnd w:id="50"/>
+    <w:bookmarkStart w:id="51" w:name="Xc01af4a43b0877e6a78d9baf1e025dc64c991c3"/>
     <w:p>
       <w:pPr>
         <w:pStyle w:val="Heading3"/>
@@ -5536,8 +5777,8 @@
         <w:t xml:space="preserve">시장 점유 목표: 4차년도 순찰차 경광등 수요의 약 25~30%.</w:t>
       </w:r>
     </w:p>
-    <w:bookmarkEnd w:id="50"/>
-    <w:bookmarkStart w:id="51" w:name="X509310bb3f04cfbab29f97ccb52c63a41264ab5"/>
+    <w:bookmarkEnd w:id="51"/>
+    <w:bookmarkStart w:id="52" w:name="X509310bb3f04cfbab29f97ccb52c63a41264ab5"/>
     <w:p>
       <w:pPr>
         <w:pStyle w:val="Heading3"/>
@@ -5775,8 +6016,8 @@
         </w:tc>
       </w:tr>
     </w:tbl>
-    <w:bookmarkEnd w:id="51"/>
-    <w:bookmarkStart w:id="52" w:name="Xb080238fc1893c0d5adb9d0a75ad8c960136e50"/>
+    <w:bookmarkEnd w:id="52"/>
+    <w:bookmarkStart w:id="53" w:name="Xb080238fc1893c0d5adb9d0a75ad8c960136e50"/>
     <w:p>
       <w:pPr>
         <w:pStyle w:val="Heading3"/>
@@ -5852,9 +6093,9 @@
         </w:pict>
       </w:r>
     </w:p>
-    <w:bookmarkEnd w:id="52"/>
     <w:bookmarkEnd w:id="53"/>
-    <w:bookmarkStart w:id="57" w:name="X16948f5f2d5bbd7920d70b523c177b804433b74"/>
+    <w:bookmarkEnd w:id="54"/>
+    <w:bookmarkStart w:id="58" w:name="X16948f5f2d5bbd7920d70b523c177b804433b74"/>
     <w:p>
       <w:pPr>
         <w:pStyle w:val="Heading2"/>
@@ -5863,7 +6104,7 @@
         <w:t xml:space="preserve">7. 수행기관 역량</w:t>
       </w:r>
     </w:p>
-    <w:bookmarkStart w:id="54" w:name="Xd14730e18e2f414c11964e188f8b96ef446c06c"/>
+    <w:bookmarkStart w:id="55" w:name="Xd14730e18e2f414c11964e188f8b96ef446c06c"/>
     <w:p>
       <w:pPr>
         <w:pStyle w:val="Heading3"/>
@@ -6204,8 +6445,8 @@
         </w:tc>
       </w:tr>
     </w:tbl>
-    <w:bookmarkEnd w:id="54"/>
-    <w:bookmarkStart w:id="55" w:name="X1a5d8bc637790b8481c17500969b8a186c3a548"/>
+    <w:bookmarkEnd w:id="55"/>
+    <w:bookmarkStart w:id="56" w:name="X1a5d8bc637790b8481c17500969b8a186c3a548"/>
     <w:p>
       <w:pPr>
         <w:pStyle w:val="Heading3"/>
@@ -6473,8 +6714,8 @@
         </w:tc>
       </w:tr>
     </w:tbl>
-    <w:bookmarkEnd w:id="55"/>
-    <w:bookmarkStart w:id="56" w:name="X24b2c7c3a042c208c17c0297271581de4aa3fa6"/>
+    <w:bookmarkEnd w:id="56"/>
+    <w:bookmarkStart w:id="57" w:name="X24b2c7c3a042c208c17c0297271581de4aa3fa6"/>
     <w:p>
       <w:pPr>
         <w:pStyle w:val="Heading3"/>
@@ -7119,9 +7360,9 @@
         </w:pict>
       </w:r>
     </w:p>
-    <w:bookmarkEnd w:id="56"/>
     <w:bookmarkEnd w:id="57"/>
-    <w:bookmarkStart w:id="60" w:name="X74d6ad2a8540991d46002c2b10341081e48cb12"/>
+    <w:bookmarkEnd w:id="58"/>
+    <w:bookmarkStart w:id="61" w:name="X74d6ad2a8540991d46002c2b10341081e48cb12"/>
     <w:p>
       <w:pPr>
         <w:pStyle w:val="Heading2"/>
@@ -7130,7 +7371,7 @@
         <w:t xml:space="preserve">8. 소요 예산</w:t>
       </w:r>
     </w:p>
-    <w:bookmarkStart w:id="58" w:name="Xa25de807b560edfbe47b724d4508208e5493d4b"/>
+    <w:bookmarkStart w:id="59" w:name="Xa25de807b560edfbe47b724d4508208e5493d4b"/>
     <w:p>
       <w:pPr>
         <w:pStyle w:val="Heading3"/>
@@ -7698,8 +7939,8 @@
         </w:tc>
       </w:tr>
     </w:tbl>
-    <w:bookmarkEnd w:id="58"/>
-    <w:bookmarkStart w:id="59" w:name="Xb721f5923df1f0430f19aeb6f608c69897f3cc6"/>
+    <w:bookmarkEnd w:id="59"/>
+    <w:bookmarkStart w:id="60" w:name="Xb721f5923df1f0430f19aeb6f608c69897f3cc6"/>
     <w:p>
       <w:pPr>
         <w:pStyle w:val="Heading3"/>
@@ -8038,9 +8279,9 @@
         </w:pict>
       </w:r>
     </w:p>
-    <w:bookmarkEnd w:id="59"/>
     <w:bookmarkEnd w:id="60"/>
-    <w:bookmarkStart w:id="61" w:name="X2e354c842c8116914675cce6f0383456143e5eb"/>
+    <w:bookmarkEnd w:id="61"/>
+    <w:bookmarkStart w:id="62" w:name="X2e354c842c8116914675cce6f0383456143e5eb"/>
     <w:p>
       <w:pPr>
         <w:pStyle w:val="Heading2"/>
@@ -8166,8 +8407,8 @@
         </w:pict>
       </w:r>
     </w:p>
-    <w:bookmarkEnd w:id="61"/>
-    <w:bookmarkStart w:id="62" w:name="Xee72deb35d46c061fe925b34ab788e39566f439"/>
+    <w:bookmarkEnd w:id="62"/>
+    <w:bookmarkStart w:id="63" w:name="Xee72deb35d46c061fe925b34ab788e39566f439"/>
     <w:p>
       <w:pPr>
         <w:pStyle w:val="Heading2"/>
@@ -8488,8 +8729,8 @@
         </w:pict>
       </w:r>
     </w:p>
-    <w:bookmarkEnd w:id="62"/>
-    <w:bookmarkStart w:id="63" w:name="부록-a-공고별-맞춤-변경표"/>
+    <w:bookmarkEnd w:id="63"/>
+    <w:bookmarkStart w:id="64" w:name="부록-a-공고별-맞춤-변경표"/>
     <w:p>
       <w:pPr>
         <w:pStyle w:val="Heading2"/>
@@ -8909,8 +9150,8 @@
         <w:t xml:space="preserve">폴리스랩은 경찰이 현장 문제를 제기하는 구조이므로 2.1장의 현장 문제를 경찰 관서 인터뷰 내용으로 보강해야 선정 가능성이 높아진다. 사업비를 키울 때는 확대 항목(시제품 수, 실증 대수, T3 카메라 연동)을 개발 내용과 성과지표에 함께 반영한다.</w:t>
       </w:r>
     </w:p>
-    <w:bookmarkEnd w:id="63"/>
-    <w:bookmarkStart w:id="64" w:name="부록-b-제출-전-체크리스트"/>
+    <w:bookmarkEnd w:id="64"/>
+    <w:bookmarkStart w:id="65" w:name="부록-b-제출-전-체크리스트"/>
     <w:p>
       <w:pPr>
         <w:pStyle w:val="Heading2"/>
@@ -9566,8 +9807,8 @@
         </w:tc>
       </w:tr>
     </w:tbl>
-    <w:bookmarkEnd w:id="64"/>
-    <w:bookmarkStart w:id="65" w:name="부록-c-참고-자료"/>
+    <w:bookmarkEnd w:id="65"/>
+    <w:bookmarkStart w:id="66" w:name="부록-c-참고-자료"/>
     <w:p>
       <w:pPr>
         <w:pStyle w:val="Heading2"/>
@@ -9648,8 +9889,8 @@
         <w:t xml:space="preserve">경찰 차량 보유 현황과 2035년 전기·수소차 전환 협약(2026.7.30 보도), 경찰청 순찰차 탑재형 교통단속장비 도입 보도</w:t>
       </w:r>
     </w:p>
-    <w:bookmarkEnd w:id="65"/>
     <w:bookmarkEnd w:id="66"/>
+    <w:bookmarkEnd w:id="67"/>
     <w:sectPr/>
   </w:body>
 </w:document>
